--- a/研一上/高级统计学/PPT修改说明.docx
+++ b/研一上/高级统计学/PPT修改说明.docx
@@ -13,7 +13,7 @@
     <w:p/>
     <w:p>
       <w:r>
-        <w:t>原课件 6 页，优化为 22 页，按图片总结的五部分展开，最后回到训练、预测与评价。重绘图示、统一浅底深蓝与青色强调、可编辑标题正文公式；逐页嵌入演讲者备注。图片作为内容参考，没有把带字幕截图直接当整页课件。</w:t>
+        <w:t>原课件 6 页，优化为 22 页，按图片总结的五部分展开，最后回到训练、预测与评价。沿用用户原 PPT 的 16×9 页面、白底、深蓝顶栏、标题分隔线、页码与内容层级；可编辑标题正文公式，逐页嵌入演讲者备注。图片作为内容参考，没有把带字幕截图直接当整页课件。</w:t>
       </w:r>
     </w:p>
     <w:p/>
@@ -130,6 +130,21 @@
     <w:p>
       <w:r>
         <w:t>依据用户上传“核函数说明图片.zip”的四张截图（XOR、总结、两条计算路径及展开），采用其中五部分教学结构。截图带有 bilibili、@FunInCode、星夜的雪等标识；未据截图推断完整文献、视频标题或额外教材结论。课堂理论以本课中的定义、代数展开与实算说明为准。</w:t>
+      </w:r>
+    </w:p>
+    <w:p/>
+    <w:p>
+      <w:pPr>
+        <w:pStyle w:val="Heading1"/>
+      </w:pPr>
+      <w:r>
+        <w:t>本次模板更新</w:t>
+      </w:r>
+    </w:p>
+    <w:p/>
+    <w:p>
+      <w:r>
+        <w:t>按照用户原始“支持向量机_7.3非线性SVM.pptx”的模板更新全部 22 页：保留原文件的主题、母版和页面尺寸，直接复用深蓝顶栏与分隔线；第 2、3、6、19 页复用原稿的可编辑矢量图、表格与版式，并更新标题和页码，其余页面按相同视觉规范排版。新增正文采用 Noto Sans CJK 兼容字体，解决当前导出环境缺少微软雅黑造成的文字缺失；原稿自带文字样式保留。五小节顺序、22 页页码与合订教学手册对应关系不变。同步更新 PDF 预览。</w:t>
       </w:r>
     </w:p>
     <w:sectPr>

--- a/研一上/高级统计学/PPT修改说明.docx
+++ b/研一上/高级统计学/PPT修改说明.docx
@@ -145,6 +145,21 @@
     <w:p>
       <w:r>
         <w:t>按照用户原始“支持向量机_7.3非线性SVM.pptx”的模板更新全部 22 页：保留原文件的主题、母版和页面尺寸，直接复用深蓝顶栏与分隔线；第 2、3、6、19 页复用原稿的可编辑矢量图、表格与版式，并更新标题和页码，其余页面按相同视觉规范排版。新增正文采用 Noto Sans CJK 兼容字体，解决当前导出环境缺少微软雅黑造成的文字缺失；原稿自带文字样式保留。五小节顺序、22 页页码与合订教学手册对应关系不变。同步更新 PDF 预览。</w:t>
+      </w:r>
+    </w:p>
+    <w:p/>
+    <w:p>
+      <w:pPr>
+        <w:pStyle w:val="Heading1"/>
+      </w:pPr>
+      <w:r>
+        <w:t>封面、目录及小结更新</w:t>
+      </w:r>
+    </w:p>
+    <w:p/>
+    <w:p>
+      <w:r>
+        <w:t>在原 22 页基础上新增第 1 页封面、第 2 页带页码导航的课程目录、第 25 页课程小结与课后任务。原 22 页正文保留并顺延至第 3–24 页，五小节结构保留。所有页码统一为 25 页；合订教学手册中的原页码已同步顺延，并补充三张新增页面的演示说明与逐字稿。采用原模板的白底与深蓝顶栏；同步更新 PDF 预览。前文 22 页为上次版本记录，当前版本共 25 页。</w:t>
       </w:r>
     </w:p>
     <w:sectPr>
